--- a/poetry/freeform/flotsam-and-jetsam/the-past-is-a-siren.docx
+++ b/poetry/freeform/flotsam-and-jetsam/the-past-is-a-siren.docx
@@ -4,7 +4,15 @@
   <w:body>
     <w:p>
       <w:r>
-        <w:t>And there cometh times,</w:t>
+        <w:t xml:space="preserve">And </w:t>
+      </w:r>
+      <w:proofErr w:type="gramStart"/>
+      <w:r>
+        <w:t>there</w:t>
+      </w:r>
+      <w:proofErr w:type="gramEnd"/>
+      <w:r>
+        <w:t xml:space="preserve"> cometh times,</w:t>
       </w:r>
       <w:r>
         <w:br/>
@@ -71,6 +79,10 @@
       </w:r>
       <w:r>
         <w:br/>
+        <w:t>to beautiful Gomorrah</w:t>
+      </w:r>
+      <w:r>
+        <w:br/>
         <w:t>With fondness</w:t>
       </w:r>
       <w:r>
@@ -90,7 +102,10 @@
         <w:br/>
       </w:r>
       <w:r>
-        <w:t>Can</w:t>
+        <w:t>C</w:t>
+      </w:r>
+      <w:r>
+        <w:t>ould</w:t>
       </w:r>
       <w:r>
         <w:t xml:space="preserve"> you mistake,</w:t>
@@ -128,7 +143,19 @@
         <w:t xml:space="preserve"> sing of </w:t>
       </w:r>
       <w:r>
-        <w:t xml:space="preserve">the sunburnt </w:t>
+        <w:t>the sun</w:t>
+      </w:r>
+      <w:r>
+        <w:t xml:space="preserve"> </w:t>
+      </w:r>
+      <w:r>
+        <w:t>burn</w:t>
+      </w:r>
+      <w:r>
+        <w:t>ing</w:t>
+      </w:r>
+      <w:r>
+        <w:t xml:space="preserve"> </w:t>
       </w:r>
       <w:r>
         <w:t>Dresden?</w:t>
@@ -191,7 +218,15 @@
         <w:t>windbag</w:t>
       </w:r>
       <w:r>
-        <w:t xml:space="preserve"> on the Laestrygonian horizon</w:t>
+        <w:t xml:space="preserve"> on the </w:t>
+      </w:r>
+      <w:proofErr w:type="spellStart"/>
+      <w:r>
+        <w:t>Laestrygonian</w:t>
+      </w:r>
+      <w:proofErr w:type="spellEnd"/>
+      <w:r>
+        <w:t xml:space="preserve"> horizon</w:t>
       </w:r>
       <w:r>
         <w:br/>
@@ -234,11 +269,7 @@
         <w:t>To the pillars of salt</w:t>
       </w:r>
       <w:r>
-        <w:t>,</w:t>
-      </w:r>
-      <w:r>
-        <w:br/>
-        <w:t>To their doom.</w:t>
+        <w:t>.</w:t>
       </w:r>
     </w:p>
     <w:p>

--- a/poetry/freeform/flotsam-and-jetsam/the-past-is-a-siren.docx
+++ b/poetry/freeform/flotsam-and-jetsam/the-past-is-a-siren.docx
@@ -3,310 +3,392 @@
 <w:document xmlns:wpc="http://schemas.microsoft.com/office/word/2010/wordprocessingCanvas" xmlns:cx="http://schemas.microsoft.com/office/drawing/2014/chartex" xmlns:cx1="http://schemas.microsoft.com/office/drawing/2015/9/8/chartex" xmlns:cx2="http://schemas.microsoft.com/office/drawing/2015/10/21/chartex" xmlns:cx3="http://schemas.microsoft.com/office/drawing/2016/5/9/chartex" xmlns:cx4="http://schemas.microsoft.com/office/drawing/2016/5/10/chartex" xmlns:cx5="http://schemas.microsoft.com/office/drawing/2016/5/11/chartex" xmlns:cx6="http://schemas.microsoft.com/office/drawing/2016/5/12/chartex" xmlns:cx7="http://schemas.microsoft.com/office/drawing/2016/5/13/chartex" xmlns:cx8="http://schemas.microsoft.com/office/drawing/2016/5/14/chartex" xmlns:mc="http://schemas.openxmlformats.org/markup-compatibility/2006" xmlns:aink="http://schemas.microsoft.com/office/drawing/2016/ink" xmlns:am3d="http://schemas.microsoft.com/office/drawing/2017/model3d" xmlns:o="urn:schemas-microsoft-com:office:office" xmlns:oel="http://schemas.microsoft.com/office/2019/extlst" xmlns:r="http://schemas.openxmlformats.org/officeDocument/2006/relationships" xmlns:m="http://schemas.openxmlformats.org/officeDocument/2006/math" xmlns:v="urn:schemas-microsoft-com:vml" xmlns:wp14="http://schemas.microsoft.com/office/word/2010/wordprocessingDrawing" xmlns:wp="http://schemas.openxmlformats.org/drawingml/2006/wordprocessingDrawing" xmlns:w10="urn:schemas-microsoft-com:office:word" xmlns:w="http://schemas.openxmlformats.org/wordprocessingml/2006/main" xmlns:w14="http://schemas.microsoft.com/office/word/2010/wordml" xmlns:w15="http://schemas.microsoft.com/office/word/2012/wordml" xmlns:w16cex="http://schemas.microsoft.com/office/word/2018/wordml/cex" xmlns:w16cid="http://schemas.microsoft.com/office/word/2016/wordml/cid" xmlns:w16="http://schemas.microsoft.com/office/word/2018/wordml" xmlns:w16du="http://schemas.microsoft.com/office/word/2023/wordml/word16du" xmlns:w16sdtdh="http://schemas.microsoft.com/office/word/2020/wordml/sdtdatahash" xmlns:w16sdtfl="http://schemas.microsoft.com/office/word/2024/wordml/sdtformatlock" xmlns:w16se="http://schemas.microsoft.com/office/word/2015/wordml/symex" xmlns:wpg="http://schemas.microsoft.com/office/word/2010/wordprocessingGroup" xmlns:wpi="http://schemas.microsoft.com/office/word/2010/wordprocessingInk" xmlns:wne="http://schemas.microsoft.com/office/word/2006/wordml" xmlns:wps="http://schemas.microsoft.com/office/word/2010/wordprocessingShape" mc:Ignorable="w14 w15 w16se w16cid w16 w16cex w16sdtdh w16sdtfl w16du wp14">
   <w:body>
     <w:p>
+      <w:pPr>
+        <w:rPr>
+          <w:lang w:val="en-AU"/>
+        </w:rPr>
+      </w:pPr>
       <w:r>
-        <w:t xml:space="preserve">And </w:t>
-      </w:r>
-      <w:proofErr w:type="gramStart"/>
-      <w:r>
-        <w:t>there</w:t>
-      </w:r>
-      <w:proofErr w:type="gramEnd"/>
-      <w:r>
-        <w:t xml:space="preserve"> cometh times,</w:t>
+        <w:rPr>
+          <w:lang w:val="en-AU"/>
+        </w:rPr>
+        <w:t>And there cometh times,</w:t>
       </w:r>
       <w:r>
+        <w:rPr>
+          <w:lang w:val="en-AU"/>
+        </w:rPr>
         <w:br/>
         <w:t>Late at night</w:t>
       </w:r>
       <w:r>
+        <w:rPr>
+          <w:lang w:val="en-AU"/>
+        </w:rPr>
         <w:br/>
-        <w:t xml:space="preserve">Right before </w:t>
+        <w:t>Right before the dawn,</w:t>
       </w:r>
       <w:r>
-        <w:t xml:space="preserve">the </w:t>
+        <w:rPr>
+          <w:lang w:val="en-AU"/>
+        </w:rPr>
+        <w:br/>
+        <w:t>Where all I am are my ears,</w:t>
       </w:r>
       <w:r>
-        <w:t>dawn,</w:t>
-      </w:r>
-      <w:r>
-        <w:br/>
-        <w:t xml:space="preserve">Where all I </w:t>
-      </w:r>
-      <w:r>
-        <w:t>am are my</w:t>
-      </w:r>
-      <w:r>
-        <w:t xml:space="preserve"> ears,</w:t>
-      </w:r>
-      <w:r>
+        <w:rPr>
+          <w:lang w:val="en-AU"/>
+        </w:rPr>
         <w:br/>
         <w:t>And I am tied to the mast of my boat,</w:t>
       </w:r>
       <w:r>
+        <w:rPr>
+          <w:lang w:val="en-AU"/>
+        </w:rPr>
         <w:br/>
         <w:t>And there is no beeswax left in the jar,</w:t>
       </w:r>
       <w:r>
+        <w:rPr>
+          <w:lang w:val="en-AU"/>
+        </w:rPr>
         <w:br/>
         <w:t>so I must listen -- hark!</w:t>
       </w:r>
     </w:p>
     <w:p>
+      <w:pPr>
+        <w:rPr>
+          <w:lang w:val="en-AU"/>
+        </w:rPr>
+      </w:pPr>
       <w:r>
+        <w:rPr>
+          <w:lang w:val="en-AU"/>
+        </w:rPr>
         <w:t>I am Lot’s bride,</w:t>
       </w:r>
       <w:r>
+        <w:rPr>
+          <w:lang w:val="en-AU"/>
+        </w:rPr>
         <w:br/>
         <w:t>Orpheus on the boundary of Elysium,</w:t>
       </w:r>
       <w:r>
+        <w:rPr>
+          <w:lang w:val="en-AU"/>
+        </w:rPr>
         <w:br/>
         <w:t>Looking back,</w:t>
       </w:r>
       <w:r>
+        <w:rPr>
+          <w:lang w:val="en-AU"/>
+        </w:rPr>
         <w:br/>
         <w:t>Down Memory Lane,</w:t>
       </w:r>
       <w:r>
+        <w:rPr>
+          <w:lang w:val="en-AU"/>
+        </w:rPr>
         <w:br/>
-        <w:t xml:space="preserve">To the city of </w:t>
+        <w:t>To the city of Dresden,</w:t>
       </w:r>
       <w:r>
-        <w:t>Dresden</w:t>
+        <w:rPr>
+          <w:lang w:val="en-AU"/>
+        </w:rPr>
+        <w:br/>
+        <w:t>to beautiful Gomorrah,</w:t>
       </w:r>
       <w:r>
-        <w:t>,</w:t>
-      </w:r>
-      <w:r>
-        <w:br/>
-        <w:t>to beautiful Gomorrah</w:t>
-      </w:r>
-      <w:r>
+        <w:rPr>
+          <w:lang w:val="en-AU"/>
+        </w:rPr>
         <w:br/>
         <w:t>With fondness</w:t>
       </w:r>
       <w:r>
+        <w:rPr>
+          <w:lang w:val="en-AU"/>
+        </w:rPr>
         <w:br/>
         <w:t>And affection</w:t>
       </w:r>
     </w:p>
     <w:p>
+      <w:pPr>
+        <w:rPr>
+          <w:lang w:val="en-AU"/>
+        </w:rPr>
+      </w:pPr>
       <w:r>
-        <w:t>What would it be like?</w:t>
+        <w:rPr>
+          <w:lang w:val="en-AU"/>
+        </w:rPr>
+        <w:t>What would it be like,</w:t>
       </w:r>
       <w:r>
+        <w:rPr>
+          <w:lang w:val="en-AU"/>
+        </w:rPr>
         <w:br/>
-        <w:t>To be a pillar of salt,</w:t>
+        <w:t>To be a pillar of salt?</w:t>
       </w:r>
       <w:r>
+        <w:rPr>
+          <w:lang w:val="en-AU"/>
+        </w:rPr>
         <w:br/>
+        <w:t>Could you mistake</w:t>
       </w:r>
       <w:r>
-        <w:t>C</w:t>
+        <w:rPr>
+          <w:lang w:val="en-AU"/>
+        </w:rPr>
+        <w:br/>
+        <w:t xml:space="preserve">brackish preservation </w:t>
       </w:r>
       <w:r>
-        <w:t>ould</w:t>
+        <w:rPr>
+          <w:lang w:val="en-AU"/>
+        </w:rPr>
+        <w:br/>
+        <w:t>for a life worth living?</w:t>
       </w:r>
       <w:r>
-        <w:t xml:space="preserve"> you mistake,</w:t>
-      </w:r>
-      <w:r>
-        <w:br/>
-        <w:t>preser</w:t>
-      </w:r>
-      <w:r>
-        <w:t>vation</w:t>
-      </w:r>
-      <w:r>
-        <w:t xml:space="preserve"> for life?</w:t>
-      </w:r>
-      <w:r>
+        <w:rPr>
+          <w:lang w:val="en-AU"/>
+        </w:rPr>
         <w:br/>
         <w:t>Would you be happy,</w:t>
       </w:r>
       <w:r>
+        <w:rPr>
+          <w:lang w:val="en-AU"/>
+        </w:rPr>
         <w:br/>
         <w:t>to stay perfectly still—</w:t>
       </w:r>
       <w:r>
+        <w:rPr>
+          <w:lang w:val="en-AU"/>
+        </w:rPr>
         <w:br/>
         <w:t>and listen to the Sirens,</w:t>
       </w:r>
       <w:r>
+        <w:rPr>
+          <w:lang w:val="en-AU"/>
+        </w:rPr>
         <w:br/>
-        <w:t>as the</w:t>
+        <w:t xml:space="preserve">as they sing </w:t>
       </w:r>
       <w:r>
-        <w:t>y</w:t>
+        <w:rPr>
+          <w:lang w:val="en-AU"/>
+        </w:rPr>
+        <w:br/>
+        <w:t xml:space="preserve">of the sun </w:t>
       </w:r>
       <w:r>
-        <w:t xml:space="preserve"> sing of </w:t>
-      </w:r>
-      <w:r>
-        <w:t>the sun</w:t>
-      </w:r>
-      <w:r>
-        <w:t xml:space="preserve"> </w:t>
-      </w:r>
-      <w:r>
-        <w:t>burn</w:t>
-      </w:r>
-      <w:r>
-        <w:t>ing</w:t>
-      </w:r>
-      <w:r>
-        <w:t xml:space="preserve"> </w:t>
-      </w:r>
-      <w:r>
-        <w:t>Dresden?</w:t>
+        <w:rPr>
+          <w:lang w:val="en-AU"/>
+        </w:rPr>
+        <w:br/>
+        <w:t>burning Dresden?</w:t>
       </w:r>
     </w:p>
     <w:p>
+      <w:pPr>
+        <w:rPr>
+          <w:lang w:val="en-AU"/>
+        </w:rPr>
+      </w:pPr>
       <w:r>
+        <w:rPr>
+          <w:lang w:val="en-AU"/>
+        </w:rPr>
         <w:t>Where do memories go when we die?</w:t>
       </w:r>
       <w:r>
+        <w:rPr>
+          <w:lang w:val="en-AU"/>
+        </w:rPr>
         <w:br/>
         <w:t>Are they stored in the clouds, like a thousand tiny photographs,</w:t>
       </w:r>
       <w:r>
+        <w:rPr>
+          <w:lang w:val="en-AU"/>
+        </w:rPr>
         <w:br/>
-        <w:t xml:space="preserve">Does God </w:t>
+        <w:t>Does God Almighty keep a photobook,</w:t>
       </w:r>
       <w:r>
-        <w:t>A</w:t>
-      </w:r>
-      <w:r>
-        <w:t>lmighty keep a photobook,</w:t>
-      </w:r>
-      <w:r>
+        <w:rPr>
+          <w:lang w:val="en-AU"/>
+        </w:rPr>
         <w:br/>
         <w:t>pictures of when you sacked Troy,</w:t>
       </w:r>
       <w:r>
+        <w:rPr>
+          <w:lang w:val="en-AU"/>
+        </w:rPr>
         <w:br/>
         <w:t>To show you when you get to the Gates,</w:t>
       </w:r>
       <w:r>
+        <w:rPr>
+          <w:lang w:val="en-AU"/>
+        </w:rPr>
         <w:br/>
         <w:t>I think some memories are sent to the Devil,</w:t>
       </w:r>
       <w:r>
+        <w:rPr>
+          <w:lang w:val="en-AU"/>
+        </w:rPr>
         <w:br/>
         <w:t>So that he may torture himself with them in Cocytus</w:t>
       </w:r>
       <w:r>
+        <w:rPr>
+          <w:lang w:val="en-AU"/>
+        </w:rPr>
         <w:br/>
-        <w:t>dragged beneath the waters, drowning in his sorrows,</w:t>
-      </w:r>
-      <w:r>
-        <w:t xml:space="preserve"> </w:t>
-      </w:r>
-      <w:r>
-        <w:t>by the past--</w:t>
+        <w:t>dragged beneath the waters, drowning in his sorrows, by the past--</w:t>
       </w:r>
     </w:p>
     <w:p>
+      <w:pPr>
+        <w:rPr>
+          <w:lang w:val="en-AU"/>
+        </w:rPr>
+      </w:pPr>
       <w:r>
+        <w:rPr>
+          <w:lang w:val="en-AU"/>
+        </w:rPr>
         <w:t>which is a siren,</w:t>
       </w:r>
       <w:r>
+        <w:rPr>
+          <w:lang w:val="en-AU"/>
+        </w:rPr>
         <w:br/>
-        <w:t xml:space="preserve">That warns of the </w:t>
+        <w:t>That warns of the windbag on the Laestrygonian horizon</w:t>
       </w:r>
       <w:r>
-        <w:t>windbag</w:t>
+        <w:rPr>
+          <w:lang w:val="en-AU"/>
+        </w:rPr>
+        <w:br/>
+        <w:t>and incoming air raids in the skies of Dresden,</w:t>
       </w:r>
       <w:r>
-        <w:t xml:space="preserve"> on the </w:t>
-      </w:r>
-      <w:proofErr w:type="spellStart"/>
-      <w:r>
-        <w:t>Laestrygonian</w:t>
-      </w:r>
-      <w:proofErr w:type="spellEnd"/>
-      <w:r>
-        <w:t xml:space="preserve"> horizon</w:t>
-      </w:r>
-      <w:r>
-        <w:br/>
-        <w:t xml:space="preserve">and incoming air raids in the skies of </w:t>
-      </w:r>
-      <w:r>
-        <w:t>Dresden</w:t>
-      </w:r>
-      <w:r>
-        <w:t>,</w:t>
-      </w:r>
-      <w:r>
+        <w:rPr>
+          <w:lang w:val="en-AU"/>
+        </w:rPr>
         <w:br/>
         <w:t>and the accidental fire in the rubbish bin at school</w:t>
       </w:r>
       <w:r>
+        <w:rPr>
+          <w:lang w:val="en-AU"/>
+        </w:rPr>
         <w:br/>
         <w:t>and repeats, wailing</w:t>
       </w:r>
       <w:r>
+        <w:rPr>
+          <w:lang w:val="en-AU"/>
+        </w:rPr>
         <w:br/>
         <w:t>Luring sailors, good men and women,</w:t>
       </w:r>
       <w:r>
+        <w:rPr>
+          <w:lang w:val="en-AU"/>
+        </w:rPr>
         <w:br/>
-        <w:t xml:space="preserve">back </w:t>
+        <w:t>back to Ithaca</w:t>
       </w:r>
       <w:r>
-        <w:t>to</w:t>
-      </w:r>
-      <w:r>
-        <w:t xml:space="preserve"> Ithaca</w:t>
-      </w:r>
-      <w:r>
+        <w:rPr>
+          <w:lang w:val="en-AU"/>
+        </w:rPr>
         <w:br/>
         <w:t>To Sodom and Gomorrah,</w:t>
       </w:r>
       <w:r>
+        <w:rPr>
+          <w:lang w:val="en-AU"/>
+        </w:rPr>
         <w:br/>
-        <w:t>To the pillars of salt</w:t>
-      </w:r>
-      <w:r>
-        <w:t>.</w:t>
+        <w:t>To the pillars of salt.</w:t>
       </w:r>
     </w:p>
     <w:p>
+      <w:pPr>
+        <w:rPr>
+          <w:lang w:val="en-AU"/>
+        </w:rPr>
+      </w:pPr>
       <w:r>
+        <w:rPr>
+          <w:lang w:val="en-AU"/>
+        </w:rPr>
+        <w:lastRenderedPageBreak/>
         <w:t>I am Lot’s bride,</w:t>
       </w:r>
       <w:r>
+        <w:rPr>
+          <w:lang w:val="en-AU"/>
+        </w:rPr>
         <w:br/>
         <w:t>I know I should not look back,</w:t>
       </w:r>
       <w:r>
+        <w:rPr>
+          <w:lang w:val="en-AU"/>
+        </w:rPr>
         <w:br/>
         <w:t>But I need to know--</w:t>
       </w:r>
       <w:r>
+        <w:rPr>
+          <w:lang w:val="en-AU"/>
+        </w:rPr>
         <w:br/>
       </w:r>
       <w:r>
         <w:rPr>
           <w:i/>
           <w:iCs/>
+          <w:lang w:val="en-AU"/>
         </w:rPr>
-        <w:lastRenderedPageBreak/>
         <w:t>Because</w:t>
       </w:r>
       <w:r>
+        <w:rPr>
+          <w:lang w:val="en-AU"/>
+        </w:rPr>
         <w:t xml:space="preserve"> the past is a siren--</w:t>
       </w:r>
       <w:r>
+        <w:rPr>
+          <w:lang w:val="en-AU"/>
+        </w:rPr>
         <w:br/>
-        <w:t>That Eurydice is</w:t>
+        <w:t>That Eurydice is truly behind me</w:t>
       </w:r>
       <w:r>
-        <w:t xml:space="preserve"> truly</w:t>
-      </w:r>
-      <w:r>
-        <w:t xml:space="preserve"> behind me.</w:t>
+        <w:t>.</w:t>
       </w:r>
     </w:p>
     <w:sectPr>
@@ -1132,7 +1214,6 @@
   <w:style w:type="character" w:default="1" w:styleId="DefaultParagraphFont">
     <w:name w:val="Default Paragraph Font"/>
     <w:uiPriority w:val="1"/>
-    <w:semiHidden/>
     <w:unhideWhenUsed/>
   </w:style>
   <w:style w:type="table" w:default="1" w:styleId="TableNormal">
